--- a/教案生成器/lesson-plan-docx-generator/docs/evidence/issue-73-synthetic-course/artifacts/教案18_项目三：排序与检索性能_实现插入排序并验证稳定性和比较次数.docx
+++ b/教案生成器/lesson-plan-docx-generator/docs/evidence/issue-73-synthetic-course/artifacts/教案18_项目三：排序与检索性能_实现插入排序并验证稳定性和比较次数.docx
@@ -1862,6 +1862,26 @@
               <w:t>4. 排序输出与计数验证清单</w:t>
             </w:r>
           </w:p>
+          <w:p>
+            <w:pPr>
+              <w:snapToGrid w:val="0"/>
+              <w:ind w:left="240" w:hangingChars="100" w:hanging="240"/>
+              <w:jc w:val="left"/>
+              <w:rPr>
+                <w:rFonts w:ascii="仿宋" w:eastAsia="仿宋" w:hAnsi="仿宋"/>
+                <w:sz w:val="24"/>
+                <w:szCs w:val="24"/>
+              </w:rPr>
+            </w:pPr>
+            <w:r>
+              <w:rPr>
+                <w:rFonts w:ascii="仿宋" w:eastAsia="仿宋" w:hAnsi="仿宋" w:hint="eastAsia"/>
+                <w:sz w:val="24"/>
+                <w:szCs w:val="24"/>
+              </w:rPr>
+              <w:t>5. 运行起点：practice-starters/L18InsertionSortLab.java（Java SE 17）</w:t>
+            </w:r>
+          </w:p>
         </w:tc>
       </w:tr>
       <w:tr>
@@ -2416,7 +2436,7 @@
                       <w:kern w:val="0"/>
                       <w:sz w:val="22"/>
                     </w:rPr>
-                    <w:t>到课并备齐当前任务材料</w:t>
+                    <w:t>携带Java工程、五条冻结记录和L15过程表</w:t>
                   </w:r>
                 </w:p>
               </w:tc>
@@ -2569,7 +2589,7 @@
                       <w:kern w:val="0"/>
                       <w:sz w:val="22"/>
                     </w:rPr>
-                    <w:t>关注算法实现、测试序列和比较次数表中的处理依据</w:t>
+                    <w:t>检查键比较、右移、回填和同键身份轨迹</w:t>
                   </w:r>
                 </w:p>
               </w:tc>
@@ -2722,7 +2742,7 @@
                       <w:kern w:val="0"/>
                       <w:sz w:val="22"/>
                     </w:rPr>
-                    <w:t>说明算法实现、测试序列和比较次数表的一项形成依据</w:t>
+                    <w:t>说明比较次数只按实际键比较计数</w:t>
                   </w:r>
                 </w:p>
               </w:tc>
@@ -2936,7 +2956,7 @@
                       <w:kern w:val="0"/>
                       <w:sz w:val="22"/>
                     </w:rPr>
-                    <w:t>按本课要求保留对应记录</w:t>
+                    <w:t>保存冻结记录字段并仅按quantity排序</w:t>
                   </w:r>
                 </w:p>
               </w:tc>
@@ -3060,7 +3080,7 @@
                     </w:rPr>
                   </w:pPr>
                   <w:r>
-                    <w:t>说明算法实现、测试序列和比较次数表的职业用途</w:t>
+                    <w:t>说明本练习不把算法键解释成库存结论</w:t>
                   </w:r>
                 </w:p>
               </w:tc>
@@ -3221,7 +3241,7 @@
                       <w:kern w:val="0"/>
                       <w:sz w:val="22"/>
                     </w:rPr>
-                    <w:t>如实报告算法实现、测试序列和比较次数表的完成情况</w:t>
+                    <w:t>报告8次键比较与6次右移，不夸大性能</w:t>
                   </w:r>
                 </w:p>
               </w:tc>
@@ -3374,7 +3394,7 @@
                       <w:kern w:val="0"/>
                       <w:sz w:val="22"/>
                     </w:rPr>
-                    <w:t>整理本课材料及其对应位置</w:t>
+                    <w:t>比较数与右移数分别计数并保存日志</w:t>
                   </w:r>
                 </w:p>
               </w:tc>
@@ -3540,7 +3560,7 @@
                       <w:kern w:val="0"/>
                       <w:sz w:val="22"/>
                     </w:rPr>
-                    <w:t>预读算法实现、测试序列和比较次数表对应的任务要求</w:t>
+                    <w:t>预读L18 starter并提交计数口径疑问</w:t>
                   </w:r>
                 </w:p>
               </w:tc>
@@ -3693,7 +3713,7 @@
                       <w:kern w:val="0"/>
                       <w:sz w:val="22"/>
                     </w:rPr>
-                    <w:t>围绕算法实现、测试序列和比较次数表解释处理决定</w:t>
+                    <w:t>引用B-205/E-304或B-101/B-309断言解释稳定性</w:t>
                   </w:r>
                 </w:p>
               </w:tc>
@@ -3846,7 +3866,7 @@
                       <w:kern w:val="0"/>
                       <w:sz w:val="22"/>
                     </w:rPr>
-                    <w:t>提交算法实现、测试序列和比较次数表及修订说明</w:t>
+                    <w:t>提交代码、输出断言、计数和修订日志</w:t>
                   </w:r>
                 </w:p>
               </w:tc>
@@ -4045,7 +4065,7 @@
                       <w:kern w:val="0"/>
                       <w:sz w:val="22"/>
                     </w:rPr>
-                    <w:t>按本课任务形成算法实现、测试序列和比较次数表</w:t>
+                    <w:t>验证排序结果、两组同键顺序和8/6计数</w:t>
                   </w:r>
                 </w:p>
               </w:tc>
@@ -4182,7 +4202,7 @@
                       <w:kern w:val="0"/>
                       <w:sz w:val="22"/>
                     </w:rPr>
-                    <w:t>说明算法实现、测试序列和比较次数表的形成依据</w:t>
+                    <w:t>演示一组稳定性断言及失败反例</w:t>
                   </w:r>
                 </w:p>
               </w:tc>
@@ -4319,7 +4339,7 @@
                       <w:kern w:val="0"/>
                       <w:sz w:val="22"/>
                     </w:rPr>
-                    <w:t>补齐算法实现、测试序列和比较次数表中的当前任务缺项</w:t>
+                    <w:t>依失败断言定位比较符并复跑边界测试</w:t>
                   </w:r>
                 </w:p>
               </w:tc>
@@ -5240,7 +5260,7 @@
                 <w:sz w:val="24"/>
                 <w:szCs w:val="24"/>
               </w:rPr>
-              <w:t>1. 演示 Java 17 `record Entry(String resource_id,String name,String status,int quantity) {}` 的字段使用；解释数组元素是完整记录。</w:t>
+              <w:t>1. 打开practice-starters/L18InsertionSortLab.java，阅读Entry字段和比较/右移分开的计数契约。</w:t>
             </w:r>
             <w:bookmarkEnd w:id="34"/>
           </w:p>
@@ -5260,26 +5280,7 @@
                 <w:sz w:val="24"/>
                 <w:szCs w:val="24"/>
               </w:rPr>
-              <w:t>2. 逐句演示 `key=a[i]`、`j=i-1`、`while(j&gt;=0 &amp;&amp; a[j].quantity()&gt;key.quantity())`、右移、`a[j+1]=key`。</w:t>
-            </w:r>
-          </w:p>
-          <w:p>
-            <w:pPr>
-              <w:ind w:left="250" w:hangingChars="104" w:hanging="250"/>
-              <w:jc w:val="left"/>
-              <w:rPr>
-                <w:rFonts w:ascii="仿宋" w:eastAsia="仿宋" w:hAnsi="仿宋"/>
-                <w:sz w:val="24"/>
-                <w:szCs w:val="24"/>
-              </w:rPr>
-            </w:pPr>
-            <w:r>
-              <w:rPr>
-                <w:rFonts w:ascii="仿宋" w:eastAsia="仿宋" w:hAnsi="仿宋" w:hint="eastAsia"/>
-                <w:sz w:val="24"/>
-                <w:szCs w:val="24"/>
-              </w:rPr>
-              <w:t>3. 对照 L15 手算一轮，说明计数器只在实际执行 quantity 比较时加一；`j&gt;=0` 短路保护数组边界。</w:t>
+              <w:t>2. 先根据L15过程表预测最终resourceId次序和两个同键组相对顺序，再实现insertionSort。</w:t>
             </w:r>
           </w:p>
         </w:tc>
@@ -5504,7 +5505,7 @@
                 <w:sz w:val="24"/>
                 <w:szCs w:val="24"/>
               </w:rPr>
-              <w:t>1. 学生完成 insertionSort 与比较计数器；主测试使用 5 条 frozen records。</w:t>
+              <w:t>1. 25分钟分配：3分钟核对输入与契约，9分钟实现稳定插入，6分钟运行输出/稳定性断言，4分钟复核8/6计数，3分钟修复首个失败。</w:t>
             </w:r>
             <w:bookmarkEnd w:id="39"/>
           </w:p>
@@ -5524,26 +5525,7 @@
                 <w:sz w:val="24"/>
                 <w:szCs w:val="24"/>
               </w:rPr>
-              <w:t>2. 逐步运行并记录 quantity 比较、右移、回填次数；预期关键字比较 8、右移 6。</w:t>
-            </w:r>
-          </w:p>
-          <w:p>
-            <w:pPr>
-              <w:ind w:left="250" w:hangingChars="104" w:hanging="250"/>
-              <w:jc w:val="left"/>
-              <w:rPr>
-                <w:rFonts w:ascii="仿宋" w:eastAsia="仿宋" w:hAnsi="仿宋"/>
-                <w:sz w:val="24"/>
-                <w:szCs w:val="24"/>
-              </w:rPr>
-            </w:pPr>
-            <w:r>
-              <w:rPr>
-                <w:rFonts w:ascii="仿宋" w:eastAsia="仿宋" w:hAnsi="仿宋" w:hint="eastAsia"/>
-                <w:sz w:val="24"/>
-                <w:szCs w:val="24"/>
-              </w:rPr>
-              <w:t>3. 断言排序结果为 E301,B205,E304,B101,B309；断言 B205 在 E304 前，B101 在 B309 前。</w:t>
+              <w:t>2. 执行`javac L18InsertionSortLab.java &amp;&amp; java L18InsertionSortLab`；期望E-301,B-205,E-304,B-101,B-309，键比较8、右移6。</w:t>
             </w:r>
           </w:p>
         </w:tc>
@@ -5633,28 +5615,9 @@
                 <w:sz w:val="24"/>
                 <w:szCs w:val="24"/>
               </w:rPr>
-              <w:t>1. 编译运行、修复错误并保存代码和逐轮记录；每条输出仍包含原 resource_id/name/status/quantity。</w:t>
+              <w:t>1. 提交代码、两组同键相对顺序断言和比较/右移计数；失败先核对是否使用严格大于而非大于等于。</w:t>
             </w:r>
             <w:bookmarkEnd w:id="41"/>
-          </w:p>
-          <w:p>
-            <w:pPr>
-              <w:ind w:left="250" w:hangingChars="104" w:hanging="250"/>
-              <w:jc w:val="left"/>
-              <w:rPr>
-                <w:rFonts w:ascii="仿宋" w:eastAsia="仿宋" w:hAnsi="仿宋"/>
-                <w:sz w:val="24"/>
-                <w:szCs w:val="24"/>
-              </w:rPr>
-            </w:pPr>
-            <w:r>
-              <w:rPr>
-                <w:rFonts w:ascii="仿宋" w:eastAsia="仿宋" w:hAnsi="仿宋" w:hint="eastAsia"/>
-                <w:sz w:val="24"/>
-                <w:szCs w:val="24"/>
-              </w:rPr>
-              <w:t>2. 先补齐 key 暂存和回填；拓展者对比 &gt; 与 &gt;= 的失败断言。</w:t>
-            </w:r>
           </w:p>
         </w:tc>
         <w:tc>
